--- a/Larionov_Vladislav/LR_3/Отчёт_ЛР3.docx
+++ b/Larionov_Vladislav/LR_3/Отчёт_ЛР3.docx
@@ -10086,7 +10086,7 @@
           <w:rFonts w:ascii="Courier New" w:cs="Courier New" w:eastAsia="Courier New" w:hAnsi="Courier New"/>
           <w:rtl w:val="0"/>
         </w:rPr>
-        <w:t xml:space="preserve">        std::cout &lt;&lt; HORDA(LEFT, RIGHT, EPSILON, iterationsCount) &lt;&lt; "\t | " &lt;&lt; iterationsCount &lt;&lt; '\n';</w:t>
+        <w:t xml:space="preserve">        std::cout &lt;&lt; NEWTON(RIGHT, EPSILON, iterationsCount) &lt;&lt; "\t | " &lt;&lt; iterationsCount &lt;&lt; '\n';</w:t>
       </w:r>
     </w:p>
     <w:p>
